--- a/01-Reaction-Kinetics/Student.docx
+++ b/01-Reaction-Kinetics/Student.docx
@@ -1,6 +1,6 @@
 
 <file path=word/document.xml><?xml version="1.0" encoding="utf-8"?>
-<w:document xmlns:wpc="http://schemas.microsoft.com/office/word/2010/wordprocessingCanvas" xmlns:cx="http://schemas.microsoft.com/office/drawing/2014/chartex" xmlns:cx1="http://schemas.microsoft.com/office/drawing/2015/9/8/chartex" xmlns:cx2="http://schemas.microsoft.com/office/drawing/2015/10/21/chartex" xmlns:cx3="http://schemas.microsoft.com/office/drawing/2016/5/9/chartex" xmlns:cx4="http://schemas.microsoft.com/office/drawing/2016/5/10/chartex" xmlns:cx5="http://schemas.microsoft.com/office/drawing/2016/5/11/chartex" xmlns:cx6="http://schemas.microsoft.com/office/drawing/2016/5/12/chartex" xmlns:cx7="http://schemas.microsoft.com/office/drawing/2016/5/13/chartex" xmlns:cx8="http://schemas.microsoft.com/office/drawing/2016/5/14/chartex" xmlns:mc="http://schemas.openxmlformats.org/markup-compatibility/2006" xmlns:aink="http://schemas.microsoft.com/office/drawing/2016/ink" xmlns:am3d="http://schemas.microsoft.com/office/drawing/2017/model3d" xmlns:o="urn:schemas-microsoft-com:office:office" xmlns:oel="http://schemas.microsoft.com/office/2019/extlst" xmlns:r="http://schemas.openxmlformats.org/officeDocument/2006/relationships" xmlns:m="http://schemas.openxmlformats.org/officeDocument/2006/math" xmlns:v="urn:schemas-microsoft-com:vml" xmlns:wp14="http://schemas.microsoft.com/office/word/2010/wordprocessingDrawing" xmlns:wp="http://schemas.openxmlformats.org/drawingml/2006/wordprocessingDrawing" xmlns:w10="urn:schemas-microsoft-com:office:word" xmlns:w="http://schemas.openxmlformats.org/wordprocessingml/2006/main" xmlns:w14="http://schemas.microsoft.com/office/word/2010/wordml" xmlns:w15="http://schemas.microsoft.com/office/word/2012/wordml" xmlns:w16cex="http://schemas.microsoft.com/office/word/2018/wordml/cex" xmlns:w16cid="http://schemas.microsoft.com/office/word/2016/wordml/cid" xmlns:w16="http://schemas.microsoft.com/office/word/2018/wordml" xmlns:w16du="http://schemas.microsoft.com/office/word/2023/wordml/word16du" xmlns:w16sdtdh="http://schemas.microsoft.com/office/word/2020/wordml/sdtdatahash" xmlns:w16sdtfl="http://schemas.microsoft.com/office/word/2024/wordml/sdtformatlock" xmlns:w16se="http://schemas.microsoft.com/office/word/2015/wordml/symex" xmlns:wpg="http://schemas.microsoft.com/office/word/2010/wordprocessingGroup" xmlns:wpi="http://schemas.microsoft.com/office/word/2010/wordprocessingInk" xmlns:wne="http://schemas.microsoft.com/office/word/2006/wordml" xmlns:wps="http://schemas.microsoft.com/office/word/2010/wordprocessingShape" mc:Ignorable="w14 w15 w16se w16cid w16 w16cex w16sdtdh w16sdtfl w16du wp14">
+<w:document xmlns:wpc="http://schemas.microsoft.com/office/word/2010/wordprocessingCanvas" xmlns:cx="http://schemas.microsoft.com/office/drawing/2014/chartex" xmlns:cx1="http://schemas.microsoft.com/office/drawing/2015/9/8/chartex" xmlns:cx2="http://schemas.microsoft.com/office/drawing/2015/10/21/chartex" xmlns:cx3="http://schemas.microsoft.com/office/drawing/2016/5/9/chartex" xmlns:cx4="http://schemas.microsoft.com/office/drawing/2016/5/10/chartex" xmlns:cx5="http://schemas.microsoft.com/office/drawing/2016/5/11/chartex" xmlns:cx6="http://schemas.microsoft.com/office/drawing/2016/5/12/chartex" xmlns:cx7="http://schemas.microsoft.com/office/drawing/2016/5/13/chartex" xmlns:cx8="http://schemas.microsoft.com/office/drawing/2016/5/14/chartex" xmlns:mc="http://schemas.openxmlformats.org/markup-compatibility/2006" xmlns:m="http://schemas.openxmlformats.org/officeDocument/2006/math" xmlns:aink="http://schemas.microsoft.com/office/drawing/2016/ink" xmlns:am3d="http://schemas.microsoft.com/office/drawing/2017/model3d" xmlns:oel="http://schemas.microsoft.com/office/2019/extlst" xmlns:r="http://schemas.openxmlformats.org/officeDocument/2006/relationships" xmlns:wp14="http://schemas.microsoft.com/office/word/2010/wordprocessingDrawing" xmlns:wp="http://schemas.openxmlformats.org/drawingml/2006/wordprocessingDrawing" xmlns:wpg="http://schemas.microsoft.com/office/word/2010/wordprocessingGroup" xmlns:wpi="http://schemas.microsoft.com/office/word/2010/wordprocessingInk" xmlns:wps="http://schemas.microsoft.com/office/word/2010/wordprocessingShape" xmlns:o="urn:schemas-microsoft-com:office:office" xmlns:v="urn:schemas-microsoft-com:vml" xmlns:w10="urn:schemas-microsoft-com:office:word" xmlns:w="http://schemas.openxmlformats.org/wordprocessingml/2006/main" xmlns:w14="http://schemas.microsoft.com/office/word/2010/wordml" xmlns:w15="http://schemas.microsoft.com/office/word/2012/wordml" xmlns:w16cex="http://schemas.microsoft.com/office/word/2018/wordml/cex" xmlns:w16cid="http://schemas.microsoft.com/office/word/2016/wordml/cid" xmlns:w16="http://schemas.microsoft.com/office/word/2018/wordml" xmlns:w16sdtdh="http://schemas.microsoft.com/office/word/2020/wordml/sdtdatahash" xmlns:w16sdtfl="http://schemas.microsoft.com/office/word/2024/wordml/sdtformatlock" xmlns:w16se="http://schemas.microsoft.com/office/word/2015/wordml/symex" xmlns:w16du="http://schemas.microsoft.com/office/word/2023/wordml/word16du" xmlns:wne="http://schemas.microsoft.com/office/word/2006/wordml" mc:Ignorable="w14 w15 w16se w16cid w16 w16cex w16sdtdh w16sdtfl w16du wp14">
   <w:body>
     <w:p>
       <w:pPr>
@@ -141,7 +141,14 @@
           <w:rFonts w:ascii="Calibri" w:hAnsi="Calibri" w:cs="Calibri"/>
           <w:color w:val="1F1F1F"/>
         </w:rPr>
-        <w:t> This module is created with the assistance of Google Gemini.</w:t>
+        <w:t> </w:t>
+      </w:r>
+      <w:r>
+        <w:rPr>
+          <w:rFonts w:ascii="Calibri" w:hAnsi="Calibri" w:cs="Calibri"/>
+          <w:color w:val="1F1F1F"/>
+        </w:rPr>
+        <w:t>Google Gemini was used to improve clarity and organization of the Module's written text.</w:t>
       </w:r>
     </w:p>
     <w:p>
@@ -3879,15 +3886,7 @@
                 <w:rFonts w:ascii="Cambria Math" w:eastAsia="Arial" w:hAnsi="Cambria Math" w:cs="Calibri"/>
                 <w:color w:val="1F1F1F"/>
               </w:rPr>
-              <m:t>-</m:t>
-            </m:r>
-            <m:r>
-              <w:rPr>
-                <w:rStyle w:val="md-ignore"/>
-                <w:rFonts w:ascii="Cambria Math" w:eastAsia="Arial" w:hAnsi="Cambria Math" w:cs="Calibri"/>
-                <w:color w:val="1F1F1F"/>
-              </w:rPr>
-              <m:t>1</m:t>
+              <m:t>-1</m:t>
             </m:r>
           </m:sup>
         </m:sSup>
@@ -4630,23 +4629,7 @@
                 <w:rFonts w:ascii="Cambria Math" w:eastAsia="Arial" w:hAnsi="Cambria Math" w:cs="Calibri"/>
                 <w:color w:val="1F1F1F"/>
               </w:rPr>
-              <m:t>=-</m:t>
-            </m:r>
-            <m:r>
-              <w:rPr>
-                <w:rStyle w:val="md-ignore"/>
-                <w:rFonts w:ascii="Cambria Math" w:eastAsia="Arial" w:hAnsi="Cambria Math" w:cs="Calibri"/>
-                <w:color w:val="1F1F1F"/>
-              </w:rPr>
-              <m:t>kt</m:t>
-            </m:r>
-            <m:r>
-              <w:rPr>
-                <w:rStyle w:val="md-ignore"/>
-                <w:rFonts w:ascii="Cambria Math" w:eastAsia="Arial" w:hAnsi="Cambria Math" w:cs="Calibri"/>
-                <w:color w:val="1F1F1F"/>
-              </w:rPr>
-              <m:t>+</m:t>
+              <m:t>=-kt+</m:t>
             </m:r>
             <m:func>
               <m:funcPr>
@@ -4824,23 +4807,7 @@
             <w:rFonts w:ascii="Cambria Math" w:eastAsia="Arial" w:hAnsi="Cambria Math" w:cs="Calibri"/>
             <w:color w:val="1F1F1F"/>
           </w:rPr>
-          <m:t>=</m:t>
-        </m:r>
-        <m:r>
-          <w:rPr>
-            <w:rStyle w:val="md-ignore"/>
-            <w:rFonts w:ascii="Cambria Math" w:eastAsia="Arial" w:hAnsi="Cambria Math" w:cs="Calibri"/>
-            <w:color w:val="1F1F1F"/>
-          </w:rPr>
-          <m:t>kt</m:t>
-        </m:r>
-        <m:r>
-          <w:rPr>
-            <w:rStyle w:val="md-ignore"/>
-            <w:rFonts w:ascii="Cambria Math" w:eastAsia="Arial" w:hAnsi="Cambria Math" w:cs="Calibri"/>
-            <w:color w:val="1F1F1F"/>
-          </w:rPr>
-          <m:t>+</m:t>
+          <m:t>=kt+</m:t>
         </m:r>
         <m:f>
           <m:fPr>
@@ -7134,7 +7101,7 @@
 </file>
 
 <file path=word/endnotes.xml><?xml version="1.0" encoding="utf-8"?>
-<w:endnotes xmlns:wpc="http://schemas.microsoft.com/office/word/2010/wordprocessingCanvas" xmlns:cx="http://schemas.microsoft.com/office/drawing/2014/chartex" xmlns:cx1="http://schemas.microsoft.com/office/drawing/2015/9/8/chartex" xmlns:cx2="http://schemas.microsoft.com/office/drawing/2015/10/21/chartex" xmlns:cx3="http://schemas.microsoft.com/office/drawing/2016/5/9/chartex" xmlns:cx4="http://schemas.microsoft.com/office/drawing/2016/5/10/chartex" xmlns:cx5="http://schemas.microsoft.com/office/drawing/2016/5/11/chartex" xmlns:cx6="http://schemas.microsoft.com/office/drawing/2016/5/12/chartex" xmlns:cx7="http://schemas.microsoft.com/office/drawing/2016/5/13/chartex" xmlns:cx8="http://schemas.microsoft.com/office/drawing/2016/5/14/chartex" xmlns:mc="http://schemas.openxmlformats.org/markup-compatibility/2006" xmlns:aink="http://schemas.microsoft.com/office/drawing/2016/ink" xmlns:am3d="http://schemas.microsoft.com/office/drawing/2017/model3d" xmlns:o="urn:schemas-microsoft-com:office:office" xmlns:oel="http://schemas.microsoft.com/office/2019/extlst" xmlns:r="http://schemas.openxmlformats.org/officeDocument/2006/relationships" xmlns:m="http://schemas.openxmlformats.org/officeDocument/2006/math" xmlns:v="urn:schemas-microsoft-com:vml" xmlns:wp14="http://schemas.microsoft.com/office/word/2010/wordprocessingDrawing" xmlns:wp="http://schemas.openxmlformats.org/drawingml/2006/wordprocessingDrawing" xmlns:w10="urn:schemas-microsoft-com:office:word" xmlns:w="http://schemas.openxmlformats.org/wordprocessingml/2006/main" xmlns:w14="http://schemas.microsoft.com/office/word/2010/wordml" xmlns:w15="http://schemas.microsoft.com/office/word/2012/wordml" xmlns:w16cex="http://schemas.microsoft.com/office/word/2018/wordml/cex" xmlns:w16cid="http://schemas.microsoft.com/office/word/2016/wordml/cid" xmlns:w16="http://schemas.microsoft.com/office/word/2018/wordml" xmlns:w16du="http://schemas.microsoft.com/office/word/2023/wordml/word16du" xmlns:w16sdtdh="http://schemas.microsoft.com/office/word/2020/wordml/sdtdatahash" xmlns:w16sdtfl="http://schemas.microsoft.com/office/word/2024/wordml/sdtformatlock" xmlns:w16se="http://schemas.microsoft.com/office/word/2015/wordml/symex" xmlns:wpg="http://schemas.microsoft.com/office/word/2010/wordprocessingGroup" xmlns:wpi="http://schemas.microsoft.com/office/word/2010/wordprocessingInk" xmlns:wne="http://schemas.microsoft.com/office/word/2006/wordml" xmlns:wps="http://schemas.microsoft.com/office/word/2010/wordprocessingShape" mc:Ignorable="w14 w15 w16se w16cid w16 w16cex w16sdtdh w16sdtfl w16du wp14">
+<w:endnotes xmlns:wpc="http://schemas.microsoft.com/office/word/2010/wordprocessingCanvas" xmlns:cx="http://schemas.microsoft.com/office/drawing/2014/chartex" xmlns:cx1="http://schemas.microsoft.com/office/drawing/2015/9/8/chartex" xmlns:cx2="http://schemas.microsoft.com/office/drawing/2015/10/21/chartex" xmlns:cx3="http://schemas.microsoft.com/office/drawing/2016/5/9/chartex" xmlns:cx4="http://schemas.microsoft.com/office/drawing/2016/5/10/chartex" xmlns:cx5="http://schemas.microsoft.com/office/drawing/2016/5/11/chartex" xmlns:cx6="http://schemas.microsoft.com/office/drawing/2016/5/12/chartex" xmlns:cx7="http://schemas.microsoft.com/office/drawing/2016/5/13/chartex" xmlns:cx8="http://schemas.microsoft.com/office/drawing/2016/5/14/chartex" xmlns:mc="http://schemas.openxmlformats.org/markup-compatibility/2006" xmlns:m="http://schemas.openxmlformats.org/officeDocument/2006/math" xmlns:aink="http://schemas.microsoft.com/office/drawing/2016/ink" xmlns:am3d="http://schemas.microsoft.com/office/drawing/2017/model3d" xmlns:oel="http://schemas.microsoft.com/office/2019/extlst" xmlns:r="http://schemas.openxmlformats.org/officeDocument/2006/relationships" xmlns:wp14="http://schemas.microsoft.com/office/word/2010/wordprocessingDrawing" xmlns:wp="http://schemas.openxmlformats.org/drawingml/2006/wordprocessingDrawing" xmlns:wpg="http://schemas.microsoft.com/office/word/2010/wordprocessingGroup" xmlns:wpi="http://schemas.microsoft.com/office/word/2010/wordprocessingInk" xmlns:wps="http://schemas.microsoft.com/office/word/2010/wordprocessingShape" xmlns:o="urn:schemas-microsoft-com:office:office" xmlns:v="urn:schemas-microsoft-com:vml" xmlns:w10="urn:schemas-microsoft-com:office:word" xmlns:w="http://schemas.openxmlformats.org/wordprocessingml/2006/main" xmlns:w14="http://schemas.microsoft.com/office/word/2010/wordml" xmlns:w15="http://schemas.microsoft.com/office/word/2012/wordml" xmlns:w16cex="http://schemas.microsoft.com/office/word/2018/wordml/cex" xmlns:w16cid="http://schemas.microsoft.com/office/word/2016/wordml/cid" xmlns:w16="http://schemas.microsoft.com/office/word/2018/wordml" xmlns:w16sdtdh="http://schemas.microsoft.com/office/word/2020/wordml/sdtdatahash" xmlns:w16sdtfl="http://schemas.microsoft.com/office/word/2024/wordml/sdtformatlock" xmlns:w16se="http://schemas.microsoft.com/office/word/2015/wordml/symex" xmlns:w16du="http://schemas.microsoft.com/office/word/2023/wordml/word16du" xmlns:wne="http://schemas.microsoft.com/office/word/2006/wordml" mc:Ignorable="w14 w15 w16se w16cid w16 w16cex w16sdtdh w16sdtfl w16du wp14">
   <w:endnote w:type="separator" w:id="-1">
     <w:p>
       <w:r>
@@ -7153,7 +7120,7 @@
 </file>
 
 <file path=word/footer1.xml><?xml version="1.0" encoding="utf-8"?>
-<w:ftr xmlns:wpc="http://schemas.microsoft.com/office/word/2010/wordprocessingCanvas" xmlns:cx="http://schemas.microsoft.com/office/drawing/2014/chartex" xmlns:cx1="http://schemas.microsoft.com/office/drawing/2015/9/8/chartex" xmlns:cx2="http://schemas.microsoft.com/office/drawing/2015/10/21/chartex" xmlns:cx3="http://schemas.microsoft.com/office/drawing/2016/5/9/chartex" xmlns:cx4="http://schemas.microsoft.com/office/drawing/2016/5/10/chartex" xmlns:cx5="http://schemas.microsoft.com/office/drawing/2016/5/11/chartex" xmlns:cx6="http://schemas.microsoft.com/office/drawing/2016/5/12/chartex" xmlns:cx7="http://schemas.microsoft.com/office/drawing/2016/5/13/chartex" xmlns:cx8="http://schemas.microsoft.com/office/drawing/2016/5/14/chartex" xmlns:mc="http://schemas.openxmlformats.org/markup-compatibility/2006" xmlns:aink="http://schemas.microsoft.com/office/drawing/2016/ink" xmlns:am3d="http://schemas.microsoft.com/office/drawing/2017/model3d" xmlns:o="urn:schemas-microsoft-com:office:office" xmlns:oel="http://schemas.microsoft.com/office/2019/extlst" xmlns:r="http://schemas.openxmlformats.org/officeDocument/2006/relationships" xmlns:m="http://schemas.openxmlformats.org/officeDocument/2006/math" xmlns:v="urn:schemas-microsoft-com:vml" xmlns:wp14="http://schemas.microsoft.com/office/word/2010/wordprocessingDrawing" xmlns:wp="http://schemas.openxmlformats.org/drawingml/2006/wordprocessingDrawing" xmlns:w10="urn:schemas-microsoft-com:office:word" xmlns:w="http://schemas.openxmlformats.org/wordprocessingml/2006/main" xmlns:w14="http://schemas.microsoft.com/office/word/2010/wordml" xmlns:w15="http://schemas.microsoft.com/office/word/2012/wordml" xmlns:w16cex="http://schemas.microsoft.com/office/word/2018/wordml/cex" xmlns:w16cid="http://schemas.microsoft.com/office/word/2016/wordml/cid" xmlns:w16="http://schemas.microsoft.com/office/word/2018/wordml" xmlns:w16du="http://schemas.microsoft.com/office/word/2023/wordml/word16du" xmlns:w16sdtdh="http://schemas.microsoft.com/office/word/2020/wordml/sdtdatahash" xmlns:w16sdtfl="http://schemas.microsoft.com/office/word/2024/wordml/sdtformatlock" xmlns:w16se="http://schemas.microsoft.com/office/word/2015/wordml/symex" xmlns:wpg="http://schemas.microsoft.com/office/word/2010/wordprocessingGroup" xmlns:wpi="http://schemas.microsoft.com/office/word/2010/wordprocessingInk" xmlns:wne="http://schemas.microsoft.com/office/word/2006/wordml" xmlns:wps="http://schemas.microsoft.com/office/word/2010/wordprocessingShape" mc:Ignorable="w14 w15 w16se w16cid w16 w16cex w16sdtdh w16sdtfl w16du wp14">
+<w:ftr xmlns:wpc="http://schemas.microsoft.com/office/word/2010/wordprocessingCanvas" xmlns:cx="http://schemas.microsoft.com/office/drawing/2014/chartex" xmlns:cx1="http://schemas.microsoft.com/office/drawing/2015/9/8/chartex" xmlns:cx2="http://schemas.microsoft.com/office/drawing/2015/10/21/chartex" xmlns:cx3="http://schemas.microsoft.com/office/drawing/2016/5/9/chartex" xmlns:cx4="http://schemas.microsoft.com/office/drawing/2016/5/10/chartex" xmlns:cx5="http://schemas.microsoft.com/office/drawing/2016/5/11/chartex" xmlns:cx6="http://schemas.microsoft.com/office/drawing/2016/5/12/chartex" xmlns:cx7="http://schemas.microsoft.com/office/drawing/2016/5/13/chartex" xmlns:cx8="http://schemas.microsoft.com/office/drawing/2016/5/14/chartex" xmlns:mc="http://schemas.openxmlformats.org/markup-compatibility/2006" xmlns:m="http://schemas.openxmlformats.org/officeDocument/2006/math" xmlns:aink="http://schemas.microsoft.com/office/drawing/2016/ink" xmlns:am3d="http://schemas.microsoft.com/office/drawing/2017/model3d" xmlns:oel="http://schemas.microsoft.com/office/2019/extlst" xmlns:r="http://schemas.openxmlformats.org/officeDocument/2006/relationships" xmlns:wp14="http://schemas.microsoft.com/office/word/2010/wordprocessingDrawing" xmlns:wp="http://schemas.openxmlformats.org/drawingml/2006/wordprocessingDrawing" xmlns:wpg="http://schemas.microsoft.com/office/word/2010/wordprocessingGroup" xmlns:wpi="http://schemas.microsoft.com/office/word/2010/wordprocessingInk" xmlns:wps="http://schemas.microsoft.com/office/word/2010/wordprocessingShape" xmlns:o="urn:schemas-microsoft-com:office:office" xmlns:v="urn:schemas-microsoft-com:vml" xmlns:w10="urn:schemas-microsoft-com:office:word" xmlns:w="http://schemas.openxmlformats.org/wordprocessingml/2006/main" xmlns:w14="http://schemas.microsoft.com/office/word/2010/wordml" xmlns:w15="http://schemas.microsoft.com/office/word/2012/wordml" xmlns:w16cex="http://schemas.microsoft.com/office/word/2018/wordml/cex" xmlns:w16cid="http://schemas.microsoft.com/office/word/2016/wordml/cid" xmlns:w16="http://schemas.microsoft.com/office/word/2018/wordml" xmlns:w16sdtdh="http://schemas.microsoft.com/office/word/2020/wordml/sdtdatahash" xmlns:w16sdtfl="http://schemas.microsoft.com/office/word/2024/wordml/sdtformatlock" xmlns:w16se="http://schemas.microsoft.com/office/word/2015/wordml/symex" xmlns:w16du="http://schemas.microsoft.com/office/word/2023/wordml/word16du" xmlns:wne="http://schemas.microsoft.com/office/word/2006/wordml" mc:Ignorable="w14 w15 w16se w16cid w16 w16cex w16sdtdh w16sdtfl w16du wp14">
   <w:p>
     <w:pPr>
       <w:pStyle w:val="Footer"/>
@@ -7191,7 +7158,7 @@
 </file>
 
 <file path=word/footer2.xml><?xml version="1.0" encoding="utf-8"?>
-<w:ftr xmlns:wpc="http://schemas.microsoft.com/office/word/2010/wordprocessingCanvas" xmlns:cx="http://schemas.microsoft.com/office/drawing/2014/chartex" xmlns:cx1="http://schemas.microsoft.com/office/drawing/2015/9/8/chartex" xmlns:cx2="http://schemas.microsoft.com/office/drawing/2015/10/21/chartex" xmlns:cx3="http://schemas.microsoft.com/office/drawing/2016/5/9/chartex" xmlns:cx4="http://schemas.microsoft.com/office/drawing/2016/5/10/chartex" xmlns:cx5="http://schemas.microsoft.com/office/drawing/2016/5/11/chartex" xmlns:cx6="http://schemas.microsoft.com/office/drawing/2016/5/12/chartex" xmlns:cx7="http://schemas.microsoft.com/office/drawing/2016/5/13/chartex" xmlns:cx8="http://schemas.microsoft.com/office/drawing/2016/5/14/chartex" xmlns:mc="http://schemas.openxmlformats.org/markup-compatibility/2006" xmlns:aink="http://schemas.microsoft.com/office/drawing/2016/ink" xmlns:am3d="http://schemas.microsoft.com/office/drawing/2017/model3d" xmlns:o="urn:schemas-microsoft-com:office:office" xmlns:oel="http://schemas.microsoft.com/office/2019/extlst" xmlns:r="http://schemas.openxmlformats.org/officeDocument/2006/relationships" xmlns:m="http://schemas.openxmlformats.org/officeDocument/2006/math" xmlns:v="urn:schemas-microsoft-com:vml" xmlns:wp14="http://schemas.microsoft.com/office/word/2010/wordprocessingDrawing" xmlns:wp="http://schemas.openxmlformats.org/drawingml/2006/wordprocessingDrawing" xmlns:w10="urn:schemas-microsoft-com:office:word" xmlns:w="http://schemas.openxmlformats.org/wordprocessingml/2006/main" xmlns:w14="http://schemas.microsoft.com/office/word/2010/wordml" xmlns:w15="http://schemas.microsoft.com/office/word/2012/wordml" xmlns:w16cex="http://schemas.microsoft.com/office/word/2018/wordml/cex" xmlns:w16cid="http://schemas.microsoft.com/office/word/2016/wordml/cid" xmlns:w16="http://schemas.microsoft.com/office/word/2018/wordml" xmlns:w16du="http://schemas.microsoft.com/office/word/2023/wordml/word16du" xmlns:w16sdtdh="http://schemas.microsoft.com/office/word/2020/wordml/sdtdatahash" xmlns:w16sdtfl="http://schemas.microsoft.com/office/word/2024/wordml/sdtformatlock" xmlns:w16se="http://schemas.microsoft.com/office/word/2015/wordml/symex" xmlns:wpg="http://schemas.microsoft.com/office/word/2010/wordprocessingGroup" xmlns:wpi="http://schemas.microsoft.com/office/word/2010/wordprocessingInk" xmlns:wne="http://schemas.microsoft.com/office/word/2006/wordml" xmlns:wps="http://schemas.microsoft.com/office/word/2010/wordprocessingShape" mc:Ignorable="w14 w15 w16se w16cid w16 w16cex w16sdtdh w16sdtfl w16du wp14">
+<w:ftr xmlns:wpc="http://schemas.microsoft.com/office/word/2010/wordprocessingCanvas" xmlns:cx="http://schemas.microsoft.com/office/drawing/2014/chartex" xmlns:cx1="http://schemas.microsoft.com/office/drawing/2015/9/8/chartex" xmlns:cx2="http://schemas.microsoft.com/office/drawing/2015/10/21/chartex" xmlns:cx3="http://schemas.microsoft.com/office/drawing/2016/5/9/chartex" xmlns:cx4="http://schemas.microsoft.com/office/drawing/2016/5/10/chartex" xmlns:cx5="http://schemas.microsoft.com/office/drawing/2016/5/11/chartex" xmlns:cx6="http://schemas.microsoft.com/office/drawing/2016/5/12/chartex" xmlns:cx7="http://schemas.microsoft.com/office/drawing/2016/5/13/chartex" xmlns:cx8="http://schemas.microsoft.com/office/drawing/2016/5/14/chartex" xmlns:mc="http://schemas.openxmlformats.org/markup-compatibility/2006" xmlns:m="http://schemas.openxmlformats.org/officeDocument/2006/math" xmlns:aink="http://schemas.microsoft.com/office/drawing/2016/ink" xmlns:am3d="http://schemas.microsoft.com/office/drawing/2017/model3d" xmlns:oel="http://schemas.microsoft.com/office/2019/extlst" xmlns:r="http://schemas.openxmlformats.org/officeDocument/2006/relationships" xmlns:wp14="http://schemas.microsoft.com/office/word/2010/wordprocessingDrawing" xmlns:wp="http://schemas.openxmlformats.org/drawingml/2006/wordprocessingDrawing" xmlns:wpg="http://schemas.microsoft.com/office/word/2010/wordprocessingGroup" xmlns:wpi="http://schemas.microsoft.com/office/word/2010/wordprocessingInk" xmlns:wps="http://schemas.microsoft.com/office/word/2010/wordprocessingShape" xmlns:o="urn:schemas-microsoft-com:office:office" xmlns:v="urn:schemas-microsoft-com:vml" xmlns:w10="urn:schemas-microsoft-com:office:word" xmlns:w="http://schemas.openxmlformats.org/wordprocessingml/2006/main" xmlns:w14="http://schemas.microsoft.com/office/word/2010/wordml" xmlns:w15="http://schemas.microsoft.com/office/word/2012/wordml" xmlns:w16cex="http://schemas.microsoft.com/office/word/2018/wordml/cex" xmlns:w16cid="http://schemas.microsoft.com/office/word/2016/wordml/cid" xmlns:w16="http://schemas.microsoft.com/office/word/2018/wordml" xmlns:w16sdtdh="http://schemas.microsoft.com/office/word/2020/wordml/sdtdatahash" xmlns:w16sdtfl="http://schemas.microsoft.com/office/word/2024/wordml/sdtformatlock" xmlns:w16se="http://schemas.microsoft.com/office/word/2015/wordml/symex" xmlns:w16du="http://schemas.microsoft.com/office/word/2023/wordml/word16du" xmlns:wne="http://schemas.microsoft.com/office/word/2006/wordml" mc:Ignorable="w14 w15 w16se w16cid w16 w16cex w16sdtdh w16sdtfl w16du wp14">
   <w:p>
     <w:pPr>
       <w:pStyle w:val="Footer"/>
@@ -7246,109 +7213,12 @@
         <w:rFonts w:ascii="Calibri" w:hAnsi="Calibri"/>
       </w:rPr>
     </w:pPr>
-    <w:r>
-      <w:rPr>
-        <w:rFonts w:ascii="Calibri" w:hAnsi="Calibri"/>
-      </w:rPr>
-      <w:t xml:space="preserve">CHEM112 </w:t>
-    </w:r>
-    <w:r>
-      <w:rPr>
-        <w:rFonts w:ascii="Calibri" w:hAnsi="Calibri"/>
-      </w:rPr>
-      <w:t>SP</w:t>
-    </w:r>
-    <w:r>
-      <w:rPr>
-        <w:rFonts w:ascii="Calibri" w:hAnsi="Calibri"/>
-      </w:rPr>
-      <w:t>2</w:t>
-    </w:r>
-    <w:r>
-      <w:rPr>
-        <w:rFonts w:ascii="Calibri" w:hAnsi="Calibri"/>
-      </w:rPr>
-      <w:t>6</w:t>
-    </w:r>
-    <w:r>
-      <w:rPr>
-        <w:rFonts w:ascii="Calibri" w:hAnsi="Calibri"/>
-      </w:rPr>
-      <w:t xml:space="preserve"> Sec</w:t>
-    </w:r>
-    <w:r>
-      <w:rPr>
-        <w:rFonts w:ascii="Calibri" w:hAnsi="Calibri"/>
-      </w:rPr>
-      <w:t>tion</w:t>
-    </w:r>
-    <w:r>
-      <w:rPr>
-        <w:rFonts w:ascii="Calibri" w:hAnsi="Calibri"/>
-      </w:rPr>
-      <w:t xml:space="preserve"> 00</w:t>
-    </w:r>
-    <w:r>
-      <w:rPr>
-        <w:rFonts w:ascii="Calibri" w:hAnsi="Calibri"/>
-      </w:rPr>
-      <w:t>4</w:t>
-    </w:r>
-    <w:r>
-      <w:rPr>
-        <w:rFonts w:ascii="Calibri" w:hAnsi="Calibri"/>
-      </w:rPr>
-      <w:t xml:space="preserve"> </w:t>
-    </w:r>
-    <w:r>
-      <w:rPr>
-        <w:rFonts w:ascii="Calibri" w:hAnsi="Calibri"/>
-      </w:rPr>
-      <w:t>Recitation 015R</w:t>
-    </w:r>
-    <w:r>
-      <w:rPr>
-        <w:rFonts w:ascii="Calibri" w:hAnsi="Calibri"/>
-      </w:rPr>
-      <w:tab/>
-      <w:t xml:space="preserve">                           </w:t>
-    </w:r>
-    <w:r>
-      <w:rPr>
-        <w:rFonts w:ascii="Calibri" w:hAnsi="Calibri"/>
-      </w:rPr>
-      <w:t>Week</w:t>
-    </w:r>
-    <w:r>
-      <w:rPr>
-        <w:rFonts w:ascii="Calibri" w:hAnsi="Calibri"/>
-      </w:rPr>
-      <w:t xml:space="preserve"> </w:t>
-    </w:r>
-    <w:r>
-      <w:rPr>
-        <w:rFonts w:ascii="Calibri" w:hAnsi="Calibri"/>
-      </w:rPr>
-      <w:t>1</w:t>
-    </w:r>
-    <w:r>
-      <w:rPr>
-        <w:rFonts w:ascii="Calibri" w:hAnsi="Calibri"/>
-      </w:rPr>
-      <w:t xml:space="preserve"> Recitation</w:t>
-    </w:r>
-    <w:r>
-      <w:rPr>
-        <w:rFonts w:ascii="Calibri" w:hAnsi="Calibri"/>
-      </w:rPr>
-      <w:tab/>
-    </w:r>
   </w:p>
 </w:ftr>
 </file>
 
 <file path=word/footnotes.xml><?xml version="1.0" encoding="utf-8"?>
-<w:footnotes xmlns:wpc="http://schemas.microsoft.com/office/word/2010/wordprocessingCanvas" xmlns:cx="http://schemas.microsoft.com/office/drawing/2014/chartex" xmlns:cx1="http://schemas.microsoft.com/office/drawing/2015/9/8/chartex" xmlns:cx2="http://schemas.microsoft.com/office/drawing/2015/10/21/chartex" xmlns:cx3="http://schemas.microsoft.com/office/drawing/2016/5/9/chartex" xmlns:cx4="http://schemas.microsoft.com/office/drawing/2016/5/10/chartex" xmlns:cx5="http://schemas.microsoft.com/office/drawing/2016/5/11/chartex" xmlns:cx6="http://schemas.microsoft.com/office/drawing/2016/5/12/chartex" xmlns:cx7="http://schemas.microsoft.com/office/drawing/2016/5/13/chartex" xmlns:cx8="http://schemas.microsoft.com/office/drawing/2016/5/14/chartex" xmlns:mc="http://schemas.openxmlformats.org/markup-compatibility/2006" xmlns:aink="http://schemas.microsoft.com/office/drawing/2016/ink" xmlns:am3d="http://schemas.microsoft.com/office/drawing/2017/model3d" xmlns:o="urn:schemas-microsoft-com:office:office" xmlns:oel="http://schemas.microsoft.com/office/2019/extlst" xmlns:r="http://schemas.openxmlformats.org/officeDocument/2006/relationships" xmlns:m="http://schemas.openxmlformats.org/officeDocument/2006/math" xmlns:v="urn:schemas-microsoft-com:vml" xmlns:wp14="http://schemas.microsoft.com/office/word/2010/wordprocessingDrawing" xmlns:wp="http://schemas.openxmlformats.org/drawingml/2006/wordprocessingDrawing" xmlns:w10="urn:schemas-microsoft-com:office:word" xmlns:w="http://schemas.openxmlformats.org/wordprocessingml/2006/main" xmlns:w14="http://schemas.microsoft.com/office/word/2010/wordml" xmlns:w15="http://schemas.microsoft.com/office/word/2012/wordml" xmlns:w16cex="http://schemas.microsoft.com/office/word/2018/wordml/cex" xmlns:w16cid="http://schemas.microsoft.com/office/word/2016/wordml/cid" xmlns:w16="http://schemas.microsoft.com/office/word/2018/wordml" xmlns:w16du="http://schemas.microsoft.com/office/word/2023/wordml/word16du" xmlns:w16sdtdh="http://schemas.microsoft.com/office/word/2020/wordml/sdtdatahash" xmlns:w16sdtfl="http://schemas.microsoft.com/office/word/2024/wordml/sdtformatlock" xmlns:w16se="http://schemas.microsoft.com/office/word/2015/wordml/symex" xmlns:wpg="http://schemas.microsoft.com/office/word/2010/wordprocessingGroup" xmlns:wpi="http://schemas.microsoft.com/office/word/2010/wordprocessingInk" xmlns:wne="http://schemas.microsoft.com/office/word/2006/wordml" xmlns:wps="http://schemas.microsoft.com/office/word/2010/wordprocessingShape" mc:Ignorable="w14 w15 w16se w16cid w16 w16cex w16sdtdh w16sdtfl w16du wp14">
+<w:footnotes xmlns:wpc="http://schemas.microsoft.com/office/word/2010/wordprocessingCanvas" xmlns:cx="http://schemas.microsoft.com/office/drawing/2014/chartex" xmlns:cx1="http://schemas.microsoft.com/office/drawing/2015/9/8/chartex" xmlns:cx2="http://schemas.microsoft.com/office/drawing/2015/10/21/chartex" xmlns:cx3="http://schemas.microsoft.com/office/drawing/2016/5/9/chartex" xmlns:cx4="http://schemas.microsoft.com/office/drawing/2016/5/10/chartex" xmlns:cx5="http://schemas.microsoft.com/office/drawing/2016/5/11/chartex" xmlns:cx6="http://schemas.microsoft.com/office/drawing/2016/5/12/chartex" xmlns:cx7="http://schemas.microsoft.com/office/drawing/2016/5/13/chartex" xmlns:cx8="http://schemas.microsoft.com/office/drawing/2016/5/14/chartex" xmlns:mc="http://schemas.openxmlformats.org/markup-compatibility/2006" xmlns:m="http://schemas.openxmlformats.org/officeDocument/2006/math" xmlns:aink="http://schemas.microsoft.com/office/drawing/2016/ink" xmlns:am3d="http://schemas.microsoft.com/office/drawing/2017/model3d" xmlns:oel="http://schemas.microsoft.com/office/2019/extlst" xmlns:r="http://schemas.openxmlformats.org/officeDocument/2006/relationships" xmlns:wp14="http://schemas.microsoft.com/office/word/2010/wordprocessingDrawing" xmlns:wp="http://schemas.openxmlformats.org/drawingml/2006/wordprocessingDrawing" xmlns:wpg="http://schemas.microsoft.com/office/word/2010/wordprocessingGroup" xmlns:wpi="http://schemas.microsoft.com/office/word/2010/wordprocessingInk" xmlns:wps="http://schemas.microsoft.com/office/word/2010/wordprocessingShape" xmlns:o="urn:schemas-microsoft-com:office:office" xmlns:v="urn:schemas-microsoft-com:vml" xmlns:w10="urn:schemas-microsoft-com:office:word" xmlns:w="http://schemas.openxmlformats.org/wordprocessingml/2006/main" xmlns:w14="http://schemas.microsoft.com/office/word/2010/wordml" xmlns:w15="http://schemas.microsoft.com/office/word/2012/wordml" xmlns:w16cex="http://schemas.microsoft.com/office/word/2018/wordml/cex" xmlns:w16cid="http://schemas.microsoft.com/office/word/2016/wordml/cid" xmlns:w16="http://schemas.microsoft.com/office/word/2018/wordml" xmlns:w16sdtdh="http://schemas.microsoft.com/office/word/2020/wordml/sdtdatahash" xmlns:w16sdtfl="http://schemas.microsoft.com/office/word/2024/wordml/sdtformatlock" xmlns:w16se="http://schemas.microsoft.com/office/word/2015/wordml/symex" xmlns:w16du="http://schemas.microsoft.com/office/word/2023/wordml/word16du" xmlns:wne="http://schemas.microsoft.com/office/word/2006/wordml" mc:Ignorable="w14 w15 w16se w16cid w16 w16cex w16sdtdh w16sdtfl w16du wp14">
   <w:footnote w:type="separator" w:id="-1">
     <w:p>
       <w:r>
@@ -7367,7 +7237,7 @@
 </file>
 
 <file path=word/header1.xml><?xml version="1.0" encoding="utf-8"?>
-<w:hdr xmlns:wpc="http://schemas.microsoft.com/office/word/2010/wordprocessingCanvas" xmlns:cx="http://schemas.microsoft.com/office/drawing/2014/chartex" xmlns:cx1="http://schemas.microsoft.com/office/drawing/2015/9/8/chartex" xmlns:cx2="http://schemas.microsoft.com/office/drawing/2015/10/21/chartex" xmlns:cx3="http://schemas.microsoft.com/office/drawing/2016/5/9/chartex" xmlns:cx4="http://schemas.microsoft.com/office/drawing/2016/5/10/chartex" xmlns:cx5="http://schemas.microsoft.com/office/drawing/2016/5/11/chartex" xmlns:cx6="http://schemas.microsoft.com/office/drawing/2016/5/12/chartex" xmlns:cx7="http://schemas.microsoft.com/office/drawing/2016/5/13/chartex" xmlns:cx8="http://schemas.microsoft.com/office/drawing/2016/5/14/chartex" xmlns:mc="http://schemas.openxmlformats.org/markup-compatibility/2006" xmlns:aink="http://schemas.microsoft.com/office/drawing/2016/ink" xmlns:am3d="http://schemas.microsoft.com/office/drawing/2017/model3d" xmlns:o="urn:schemas-microsoft-com:office:office" xmlns:oel="http://schemas.microsoft.com/office/2019/extlst" xmlns:r="http://schemas.openxmlformats.org/officeDocument/2006/relationships" xmlns:m="http://schemas.openxmlformats.org/officeDocument/2006/math" xmlns:v="urn:schemas-microsoft-com:vml" xmlns:wp14="http://schemas.microsoft.com/office/word/2010/wordprocessingDrawing" xmlns:wp="http://schemas.openxmlformats.org/drawingml/2006/wordprocessingDrawing" xmlns:w10="urn:schemas-microsoft-com:office:word" xmlns:w="http://schemas.openxmlformats.org/wordprocessingml/2006/main" xmlns:w14="http://schemas.microsoft.com/office/word/2010/wordml" xmlns:w15="http://schemas.microsoft.com/office/word/2012/wordml" xmlns:w16cex="http://schemas.microsoft.com/office/word/2018/wordml/cex" xmlns:w16cid="http://schemas.microsoft.com/office/word/2016/wordml/cid" xmlns:w16="http://schemas.microsoft.com/office/word/2018/wordml" xmlns:w16du="http://schemas.microsoft.com/office/word/2023/wordml/word16du" xmlns:w16sdtdh="http://schemas.microsoft.com/office/word/2020/wordml/sdtdatahash" xmlns:w16sdtfl="http://schemas.microsoft.com/office/word/2024/wordml/sdtformatlock" xmlns:w16se="http://schemas.microsoft.com/office/word/2015/wordml/symex" xmlns:wpg="http://schemas.microsoft.com/office/word/2010/wordprocessingGroup" xmlns:wpi="http://schemas.microsoft.com/office/word/2010/wordprocessingInk" xmlns:wne="http://schemas.microsoft.com/office/word/2006/wordml" xmlns:wps="http://schemas.microsoft.com/office/word/2010/wordprocessingShape" mc:Ignorable="w14 w15 w16se w16cid w16 w16cex w16sdtdh w16sdtfl w16du wp14">
+<w:hdr xmlns:wpc="http://schemas.microsoft.com/office/word/2010/wordprocessingCanvas" xmlns:cx="http://schemas.microsoft.com/office/drawing/2014/chartex" xmlns:cx1="http://schemas.microsoft.com/office/drawing/2015/9/8/chartex" xmlns:cx2="http://schemas.microsoft.com/office/drawing/2015/10/21/chartex" xmlns:cx3="http://schemas.microsoft.com/office/drawing/2016/5/9/chartex" xmlns:cx4="http://schemas.microsoft.com/office/drawing/2016/5/10/chartex" xmlns:cx5="http://schemas.microsoft.com/office/drawing/2016/5/11/chartex" xmlns:cx6="http://schemas.microsoft.com/office/drawing/2016/5/12/chartex" xmlns:cx7="http://schemas.microsoft.com/office/drawing/2016/5/13/chartex" xmlns:cx8="http://schemas.microsoft.com/office/drawing/2016/5/14/chartex" xmlns:mc="http://schemas.openxmlformats.org/markup-compatibility/2006" xmlns:m="http://schemas.openxmlformats.org/officeDocument/2006/math" xmlns:aink="http://schemas.microsoft.com/office/drawing/2016/ink" xmlns:am3d="http://schemas.microsoft.com/office/drawing/2017/model3d" xmlns:oel="http://schemas.microsoft.com/office/2019/extlst" xmlns:r="http://schemas.openxmlformats.org/officeDocument/2006/relationships" xmlns:wp14="http://schemas.microsoft.com/office/word/2010/wordprocessingDrawing" xmlns:wp="http://schemas.openxmlformats.org/drawingml/2006/wordprocessingDrawing" xmlns:wpg="http://schemas.microsoft.com/office/word/2010/wordprocessingGroup" xmlns:wpi="http://schemas.microsoft.com/office/word/2010/wordprocessingInk" xmlns:wps="http://schemas.microsoft.com/office/word/2010/wordprocessingShape" xmlns:o="urn:schemas-microsoft-com:office:office" xmlns:v="urn:schemas-microsoft-com:vml" xmlns:w10="urn:schemas-microsoft-com:office:word" xmlns:w="http://schemas.openxmlformats.org/wordprocessingml/2006/main" xmlns:w14="http://schemas.microsoft.com/office/word/2010/wordml" xmlns:w15="http://schemas.microsoft.com/office/word/2012/wordml" xmlns:w16cex="http://schemas.microsoft.com/office/word/2018/wordml/cex" xmlns:w16cid="http://schemas.microsoft.com/office/word/2016/wordml/cid" xmlns:w16="http://schemas.microsoft.com/office/word/2018/wordml" xmlns:w16sdtdh="http://schemas.microsoft.com/office/word/2020/wordml/sdtdatahash" xmlns:w16sdtfl="http://schemas.microsoft.com/office/word/2024/wordml/sdtformatlock" xmlns:w16se="http://schemas.microsoft.com/office/word/2015/wordml/symex" xmlns:w16du="http://schemas.microsoft.com/office/word/2023/wordml/word16du" xmlns:wne="http://schemas.microsoft.com/office/word/2006/wordml" mc:Ignorable="w14 w15 w16se w16cid w16 w16cex w16sdtdh w16sdtfl w16du wp14">
   <w:p>
     <w:pPr>
       <w:pStyle w:val="Header"/>
@@ -7405,7 +7275,7 @@
 </file>
 
 <file path=word/numbering.xml><?xml version="1.0" encoding="utf-8"?>
-<w:numbering xmlns:wpc="http://schemas.microsoft.com/office/word/2010/wordprocessingCanvas" xmlns:cx="http://schemas.microsoft.com/office/drawing/2014/chartex" xmlns:cx1="http://schemas.microsoft.com/office/drawing/2015/9/8/chartex" xmlns:cx2="http://schemas.microsoft.com/office/drawing/2015/10/21/chartex" xmlns:cx3="http://schemas.microsoft.com/office/drawing/2016/5/9/chartex" xmlns:cx4="http://schemas.microsoft.com/office/drawing/2016/5/10/chartex" xmlns:cx5="http://schemas.microsoft.com/office/drawing/2016/5/11/chartex" xmlns:cx6="http://schemas.microsoft.com/office/drawing/2016/5/12/chartex" xmlns:cx7="http://schemas.microsoft.com/office/drawing/2016/5/13/chartex" xmlns:cx8="http://schemas.microsoft.com/office/drawing/2016/5/14/chartex" xmlns:mc="http://schemas.openxmlformats.org/markup-compatibility/2006" xmlns:aink="http://schemas.microsoft.com/office/drawing/2016/ink" xmlns:am3d="http://schemas.microsoft.com/office/drawing/2017/model3d" xmlns:o="urn:schemas-microsoft-com:office:office" xmlns:oel="http://schemas.microsoft.com/office/2019/extlst" xmlns:r="http://schemas.openxmlformats.org/officeDocument/2006/relationships" xmlns:m="http://schemas.openxmlformats.org/officeDocument/2006/math" xmlns:v="urn:schemas-microsoft-com:vml" xmlns:wp14="http://schemas.microsoft.com/office/word/2010/wordprocessingDrawing" xmlns:wp="http://schemas.openxmlformats.org/drawingml/2006/wordprocessingDrawing" xmlns:w10="urn:schemas-microsoft-com:office:word" xmlns:w="http://schemas.openxmlformats.org/wordprocessingml/2006/main" xmlns:w14="http://schemas.microsoft.com/office/word/2010/wordml" xmlns:w15="http://schemas.microsoft.com/office/word/2012/wordml" xmlns:w16cex="http://schemas.microsoft.com/office/word/2018/wordml/cex" xmlns:w16cid="http://schemas.microsoft.com/office/word/2016/wordml/cid" xmlns:w16="http://schemas.microsoft.com/office/word/2018/wordml" xmlns:w16du="http://schemas.microsoft.com/office/word/2023/wordml/word16du" xmlns:w16sdtdh="http://schemas.microsoft.com/office/word/2020/wordml/sdtdatahash" xmlns:w16sdtfl="http://schemas.microsoft.com/office/word/2024/wordml/sdtformatlock" xmlns:w16se="http://schemas.microsoft.com/office/word/2015/wordml/symex" xmlns:wpg="http://schemas.microsoft.com/office/word/2010/wordprocessingGroup" xmlns:wpi="http://schemas.microsoft.com/office/word/2010/wordprocessingInk" xmlns:wne="http://schemas.microsoft.com/office/word/2006/wordml" xmlns:wps="http://schemas.microsoft.com/office/word/2010/wordprocessingShape" mc:Ignorable="w14 w15 w16se w16cid w16 w16cex w16sdtdh w16sdtfl w16du wp14">
+<w:numbering xmlns:wpc="http://schemas.microsoft.com/office/word/2010/wordprocessingCanvas" xmlns:cx="http://schemas.microsoft.com/office/drawing/2014/chartex" xmlns:cx1="http://schemas.microsoft.com/office/drawing/2015/9/8/chartex" xmlns:cx2="http://schemas.microsoft.com/office/drawing/2015/10/21/chartex" xmlns:cx3="http://schemas.microsoft.com/office/drawing/2016/5/9/chartex" xmlns:cx4="http://schemas.microsoft.com/office/drawing/2016/5/10/chartex" xmlns:cx5="http://schemas.microsoft.com/office/drawing/2016/5/11/chartex" xmlns:cx6="http://schemas.microsoft.com/office/drawing/2016/5/12/chartex" xmlns:cx7="http://schemas.microsoft.com/office/drawing/2016/5/13/chartex" xmlns:cx8="http://schemas.microsoft.com/office/drawing/2016/5/14/chartex" xmlns:mc="http://schemas.openxmlformats.org/markup-compatibility/2006" xmlns:m="http://schemas.openxmlformats.org/officeDocument/2006/math" xmlns:aink="http://schemas.microsoft.com/office/drawing/2016/ink" xmlns:am3d="http://schemas.microsoft.com/office/drawing/2017/model3d" xmlns:oel="http://schemas.microsoft.com/office/2019/extlst" xmlns:r="http://schemas.openxmlformats.org/officeDocument/2006/relationships" xmlns:wp14="http://schemas.microsoft.com/office/word/2010/wordprocessingDrawing" xmlns:wp="http://schemas.openxmlformats.org/drawingml/2006/wordprocessingDrawing" xmlns:wpg="http://schemas.microsoft.com/office/word/2010/wordprocessingGroup" xmlns:wpi="http://schemas.microsoft.com/office/word/2010/wordprocessingInk" xmlns:wps="http://schemas.microsoft.com/office/word/2010/wordprocessingShape" xmlns:o="urn:schemas-microsoft-com:office:office" xmlns:v="urn:schemas-microsoft-com:vml" xmlns:w10="urn:schemas-microsoft-com:office:word" xmlns:w="http://schemas.openxmlformats.org/wordprocessingml/2006/main" xmlns:w14="http://schemas.microsoft.com/office/word/2010/wordml" xmlns:w15="http://schemas.microsoft.com/office/word/2012/wordml" xmlns:w16cex="http://schemas.microsoft.com/office/word/2018/wordml/cex" xmlns:w16cid="http://schemas.microsoft.com/office/word/2016/wordml/cid" xmlns:w16="http://schemas.microsoft.com/office/word/2018/wordml" xmlns:w16sdtdh="http://schemas.microsoft.com/office/word/2020/wordml/sdtdatahash" xmlns:w16sdtfl="http://schemas.microsoft.com/office/word/2024/wordml/sdtformatlock" xmlns:w16se="http://schemas.microsoft.com/office/word/2015/wordml/symex" xmlns:w16du="http://schemas.microsoft.com/office/word/2023/wordml/word16du" xmlns:wne="http://schemas.microsoft.com/office/word/2006/wordml" mc:Ignorable="w14 w15 w16se w16cid w16 w16cex w16sdtdh w16sdtfl w16du wp14">
   <w:abstractNum w:abstractNumId="0" w15:restartNumberingAfterBreak="0">
     <w:nsid w:val="00000001"/>
     <w:multiLevelType w:val="hybridMultilevel"/>
@@ -11903,7 +11773,7 @@
 </file>
 
 <file path=word/styles.xml><?xml version="1.0" encoding="utf-8"?>
-<w:styles xmlns:mc="http://schemas.openxmlformats.org/markup-compatibility/2006" xmlns:r="http://schemas.openxmlformats.org/officeDocument/2006/relationships" xmlns:w="http://schemas.openxmlformats.org/wordprocessingml/2006/main" xmlns:w14="http://schemas.microsoft.com/office/word/2010/wordml" xmlns:w15="http://schemas.microsoft.com/office/word/2012/wordml" xmlns:w16cex="http://schemas.microsoft.com/office/word/2018/wordml/cex" xmlns:w16cid="http://schemas.microsoft.com/office/word/2016/wordml/cid" xmlns:w16="http://schemas.microsoft.com/office/word/2018/wordml" xmlns:w16du="http://schemas.microsoft.com/office/word/2023/wordml/word16du" xmlns:w16sdtdh="http://schemas.microsoft.com/office/word/2020/wordml/sdtdatahash" xmlns:w16sdtfl="http://schemas.microsoft.com/office/word/2024/wordml/sdtformatlock" xmlns:w16se="http://schemas.microsoft.com/office/word/2015/wordml/symex" mc:Ignorable="w14 w15 w16se w16cid w16 w16cex w16sdtdh w16sdtfl w16du">
+<w:styles xmlns:mc="http://schemas.openxmlformats.org/markup-compatibility/2006" xmlns:r="http://schemas.openxmlformats.org/officeDocument/2006/relationships" xmlns:w="http://schemas.openxmlformats.org/wordprocessingml/2006/main" xmlns:w14="http://schemas.microsoft.com/office/word/2010/wordml" xmlns:w15="http://schemas.microsoft.com/office/word/2012/wordml" xmlns:w16cex="http://schemas.microsoft.com/office/word/2018/wordml/cex" xmlns:w16cid="http://schemas.microsoft.com/office/word/2016/wordml/cid" xmlns:w16="http://schemas.microsoft.com/office/word/2018/wordml" xmlns:w16sdtdh="http://schemas.microsoft.com/office/word/2020/wordml/sdtdatahash" xmlns:w16sdtfl="http://schemas.microsoft.com/office/word/2024/wordml/sdtformatlock" xmlns:w16se="http://schemas.microsoft.com/office/word/2015/wordml/symex" xmlns:w16du="http://schemas.microsoft.com/office/word/2023/wordml/word16du" mc:Ignorable="w14 w15 w16se w16cid w16 w16cex w16sdtdh w16sdtfl w16du">
   <w:docDefaults>
     <w:rPrDefault>
       <w:rPr>

--- a/01-Reaction-Kinetics/Student.docx
+++ b/01-Reaction-Kinetics/Student.docx
@@ -148,7 +148,42 @@
           <w:rFonts w:ascii="Calibri" w:hAnsi="Calibri" w:cs="Calibri"/>
           <w:color w:val="1F1F1F"/>
         </w:rPr>
-        <w:t>Google Gemini was used to improve clarity and organization of the Module's written text.</w:t>
+        <w:t xml:space="preserve">Google Gemini was used to improve clarity and organization of </w:t>
+      </w:r>
+      <w:r>
+        <w:rPr>
+          <w:rFonts w:ascii="Calibri" w:hAnsi="Calibri" w:cs="Calibri"/>
+          <w:color w:val="1F1F1F"/>
+        </w:rPr>
+        <w:t xml:space="preserve">the </w:t>
+      </w:r>
+      <w:r>
+        <w:rPr>
+          <w:rFonts w:ascii="Calibri" w:hAnsi="Calibri" w:cs="Calibri"/>
+          <w:color w:val="1F1F1F"/>
+        </w:rPr>
+        <w:t>activity’s</w:t>
+      </w:r>
+      <w:r>
+        <w:rPr>
+          <w:rFonts w:ascii="Calibri" w:hAnsi="Calibri" w:cs="Calibri"/>
+          <w:color w:val="1F1F1F"/>
+        </w:rPr>
+        <w:t xml:space="preserve"> written </w:t>
+      </w:r>
+      <w:r>
+        <w:rPr>
+          <w:rFonts w:ascii="Calibri" w:hAnsi="Calibri" w:cs="Calibri"/>
+          <w:color w:val="1F1F1F"/>
+        </w:rPr>
+        <w:t>instructions</w:t>
+      </w:r>
+      <w:r>
+        <w:rPr>
+          <w:rFonts w:ascii="Calibri" w:hAnsi="Calibri" w:cs="Calibri"/>
+          <w:color w:val="1F1F1F"/>
+        </w:rPr>
+        <w:t>.</w:t>
       </w:r>
     </w:p>
     <w:p>

--- a/01-Reaction-Kinetics/Student.docx
+++ b/01-Reaction-Kinetics/Student.docx
@@ -10,7 +10,7 @@
         <w:adjustRightInd w:val="0"/>
         <w:jc w:val="center"/>
         <w:rPr>
-          <w:rFonts w:ascii="Calibri" w:eastAsiaTheme="minorHAnsi" w:hAnsi="Calibri" w:cs="Calibri"/>
+          <w:rFonts w:ascii="Calibri" w:hAnsi="Calibri" w:cs="Calibri"/>
           <w:b/>
           <w:bCs/>
           <w:sz w:val="28"/>
@@ -19,43 +19,23 @@
       </w:pPr>
       <w:r>
         <w:rPr>
-          <w:rFonts w:ascii="Calibri" w:eastAsiaTheme="minorHAnsi" w:hAnsi="Calibri" w:cs="Calibri"/>
+          <w:rFonts w:ascii="Calibri" w:hAnsi="Calibri" w:cs="Calibri"/>
           <w:b/>
           <w:bCs/>
           <w:sz w:val="28"/>
           <w:szCs w:val="28"/>
         </w:rPr>
-        <w:t xml:space="preserve">Week </w:t>
-      </w:r>
-      <w:r>
-        <w:rPr>
-          <w:rFonts w:ascii="Calibri" w:eastAsiaTheme="minorHAnsi" w:hAnsi="Calibri" w:cs="Calibri"/>
+        <w:t>Reaction Kinetics</w:t>
+      </w:r>
+      <w:r>
+        <w:rPr>
+          <w:rFonts w:ascii="Calibri" w:hAnsi="Calibri" w:cs="Calibri"/>
           <w:b/>
           <w:bCs/>
           <w:sz w:val="28"/>
           <w:szCs w:val="28"/>
         </w:rPr>
-        <w:t>1</w:t>
-      </w:r>
-      <w:r>
-        <w:rPr>
-          <w:rFonts w:ascii="Calibri" w:eastAsiaTheme="minorHAnsi" w:hAnsi="Calibri" w:cs="Calibri"/>
-          <w:b/>
-          <w:bCs/>
-          <w:sz w:val="28"/>
-          <w:szCs w:val="28"/>
-        </w:rPr>
-        <w:t xml:space="preserve"> Recitation: </w:t>
-      </w:r>
-      <w:r>
-        <w:rPr>
-          <w:rFonts w:ascii="Calibri" w:hAnsi="Calibri" w:cs="Calibri"/>
-          <w:b/>
-          <w:bCs/>
-          <w:sz w:val="28"/>
-          <w:szCs w:val="28"/>
-        </w:rPr>
-        <w:t>Modeling Reaction Kinetics</w:t>
+        <w:t xml:space="preserve"> of Organic Reactions</w:t>
       </w:r>
     </w:p>
     <w:p>
@@ -64,6 +44,7 @@
         <w:autoSpaceDE w:val="0"/>
         <w:autoSpaceDN w:val="0"/>
         <w:adjustRightInd w:val="0"/>
+        <w:jc w:val="center"/>
         <w:rPr>
           <w:rFonts w:ascii="Calibri" w:eastAsiaTheme="minorHAnsi" w:hAnsi="Calibri" w:cs="Calibri"/>
         </w:rPr>
@@ -148,7 +129,30 @@
           <w:rFonts w:ascii="Calibri" w:hAnsi="Calibri" w:cs="Calibri"/>
           <w:color w:val="1F1F1F"/>
         </w:rPr>
-        <w:t xml:space="preserve">Google Gemini was used to improve clarity and organization of </w:t>
+        <w:t xml:space="preserve">Microsoft </w:t>
+      </w:r>
+      <w:proofErr w:type="spellStart"/>
+      <w:r>
+        <w:rPr>
+          <w:rFonts w:ascii="Calibri" w:hAnsi="Calibri" w:cs="Calibri"/>
+          <w:color w:val="1F1F1F"/>
+        </w:rPr>
+        <w:t>Copilot</w:t>
+      </w:r>
+      <w:r>
+        <w:rPr>
+          <w:rFonts w:ascii="Calibri" w:hAnsi="Calibri" w:cs="Calibri"/>
+          <w:color w:val="1F1F1F"/>
+        </w:rPr>
+        <w:t>was</w:t>
+      </w:r>
+      <w:proofErr w:type="spellEnd"/>
+      <w:r>
+        <w:rPr>
+          <w:rFonts w:ascii="Calibri" w:hAnsi="Calibri" w:cs="Calibri"/>
+          <w:color w:val="1F1F1F"/>
+        </w:rPr>
+        <w:t xml:space="preserve"> used to improve clarity and organization of </w:t>
       </w:r>
       <w:r>
         <w:rPr>

--- a/01-Reaction-Kinetics/Student.docx
+++ b/01-Reaction-Kinetics/Student.docx
@@ -129,30 +129,21 @@
           <w:rFonts w:ascii="Calibri" w:hAnsi="Calibri" w:cs="Calibri"/>
           <w:color w:val="1F1F1F"/>
         </w:rPr>
-        <w:t xml:space="preserve">Microsoft </w:t>
-      </w:r>
-      <w:proofErr w:type="spellStart"/>
-      <w:r>
-        <w:rPr>
-          <w:rFonts w:ascii="Calibri" w:hAnsi="Calibri" w:cs="Calibri"/>
-          <w:color w:val="1F1F1F"/>
-        </w:rPr>
-        <w:t>Copilot</w:t>
-      </w:r>
-      <w:r>
-        <w:rPr>
-          <w:rFonts w:ascii="Calibri" w:hAnsi="Calibri" w:cs="Calibri"/>
-          <w:color w:val="1F1F1F"/>
-        </w:rPr>
-        <w:t>was</w:t>
-      </w:r>
-      <w:proofErr w:type="spellEnd"/>
-      <w:r>
-        <w:rPr>
-          <w:rFonts w:ascii="Calibri" w:hAnsi="Calibri" w:cs="Calibri"/>
-          <w:color w:val="1F1F1F"/>
-        </w:rPr>
-        <w:t xml:space="preserve"> used to improve clarity and organization of </w:t>
+        <w:t>Microsoft Copilot</w:t>
+      </w:r>
+      <w:r>
+        <w:rPr>
+          <w:rFonts w:ascii="Calibri" w:hAnsi="Calibri" w:cs="Calibri"/>
+          <w:color w:val="1F1F1F"/>
+        </w:rPr>
+        <w:t xml:space="preserve"> </w:t>
+      </w:r>
+      <w:r>
+        <w:rPr>
+          <w:rFonts w:ascii="Calibri" w:hAnsi="Calibri" w:cs="Calibri"/>
+          <w:color w:val="1F1F1F"/>
+        </w:rPr>
+        <w:t xml:space="preserve">was used to improve clarity and organization of </w:t>
       </w:r>
       <w:r>
         <w:rPr>
